--- a/flow/20240204_zachala/ap096c.docx
+++ b/flow/20240204_zachala/ap096c.docx
@@ -1,279 +1,184 @@
 
 <file path=word/document.xml><?xml version="1.0" encoding="utf-8"?>
-<w:document xmlns:mc="http://schemas.openxmlformats.org/markup-compatibility/2006" xmlns:o="urn:schemas-microsoft-com:office:office" xmlns:r="http://schemas.openxmlformats.org/officeDocument/2006/relationships" xmlns:m="http://schemas.openxmlformats.org/officeDocument/2006/math" xmlns:v="urn:schemas-microsoft-com:vml" xmlns:wp="http://schemas.openxmlformats.org/drawingml/2006/wordprocessingDrawing" xmlns:w10="urn:schemas-microsoft-com:office:word" xmlns:w="http://schemas.openxmlformats.org/wordprocessingml/2006/main" xmlns:wne="http://schemas.microsoft.com/office/word/2006/wordml" xmlns:sl="http://schemas.openxmlformats.org/schemaLibrary/2006/main" xmlns:a="http://schemas.openxmlformats.org/drawingml/2006/main" xmlns:pic="http://schemas.openxmlformats.org/drawingml/2006/picture" xmlns:c="http://schemas.openxmlformats.org/drawingml/2006/chart" xmlns:lc="http://schemas.openxmlformats.org/drawingml/2006/lockedCanvas" xmlns:dgm="http://schemas.openxmlformats.org/drawingml/2006/diagram" xmlns:wps="http://schemas.microsoft.com/office/word/2010/wordprocessingShape" xmlns:wpg="http://schemas.microsoft.com/office/word/2010/wordprocessingGroup" xmlns:w14="http://schemas.microsoft.com/office/word/2010/wordml" xmlns:w15="http://schemas.microsoft.com/office/word/2012/wordml">
+<w:document xmlns:wpc="http://schemas.microsoft.com/office/word/2010/wordprocessingCanvas" xmlns:cx="http://schemas.microsoft.com/office/drawing/2014/chartex" xmlns:cx1="http://schemas.microsoft.com/office/drawing/2015/9/8/chartex" xmlns:cx2="http://schemas.microsoft.com/office/drawing/2015/10/21/chartex" xmlns:cx3="http://schemas.microsoft.com/office/drawing/2016/5/9/chartex" xmlns:cx4="http://schemas.microsoft.com/office/drawing/2016/5/10/chartex" xmlns:cx5="http://schemas.microsoft.com/office/drawing/2016/5/11/chartex" xmlns:cx6="http://schemas.microsoft.com/office/drawing/2016/5/12/chartex" xmlns:cx7="http://schemas.microsoft.com/office/drawing/2016/5/13/chartex" xmlns:cx8="http://schemas.microsoft.com/office/drawing/2016/5/14/chartex" xmlns:mc="http://schemas.openxmlformats.org/markup-compatibility/2006" xmlns:aink="http://schemas.microsoft.com/office/drawing/2016/ink" xmlns:am3d="http://schemas.microsoft.com/office/drawing/2017/model3d" xmlns:o="urn:schemas-microsoft-com:office:office" xmlns:r="http://schemas.openxmlformats.org/officeDocument/2006/relationships" xmlns:m="http://schemas.openxmlformats.org/officeDocument/2006/math" xmlns:v="urn:schemas-microsoft-com:vml" xmlns:wp14="http://schemas.microsoft.com/office/word/2010/wordprocessingDrawing" xmlns:wp="http://schemas.openxmlformats.org/drawingml/2006/wordprocessingDrawing" xmlns:w10="urn:schemas-microsoft-com:office:word" xmlns:w="http://schemas.openxmlformats.org/wordprocessingml/2006/main" xmlns:w14="http://schemas.microsoft.com/office/word/2010/wordml" xmlns:w15="http://schemas.microsoft.com/office/word/2012/wordml" xmlns:w16cex="http://schemas.microsoft.com/office/word/2018/wordml/cex" xmlns:w16cid="http://schemas.microsoft.com/office/word/2016/wordml/cid" xmlns:w16="http://schemas.microsoft.com/office/word/2018/wordml" xmlns:w16sdtdh="http://schemas.microsoft.com/office/word/2020/wordml/sdtdatahash" xmlns:w16se="http://schemas.microsoft.com/office/word/2015/wordml/symex" xmlns:wpg="http://schemas.microsoft.com/office/word/2010/wordprocessingGroup" xmlns:wpi="http://schemas.microsoft.com/office/word/2010/wordprocessingInk" xmlns:wne="http://schemas.microsoft.com/office/word/2006/wordml" xmlns:wps="http://schemas.microsoft.com/office/word/2010/wordprocessingShape" mc:Ignorable="w14 w15 w16se w16cid w16 w16cex w16sdtdh wp14">
   <w:body>
     <w:p>
       <w:pPr>
         <w:rPr>
-          <w:rFonts w:ascii="Times New Roman" w:cs="Times New Roman" w:eastAsia="Times New Roman" w:hAnsi="Times New Roman"/>
+          <w:rFonts w:ascii="Times New Roman" w:eastAsia="Times New Roman" w:hAnsi="Times New Roman" w:cs="Times New Roman"/>
+          <w:b/>
         </w:rPr>
       </w:pPr>
       <w:r>
         <w:rPr>
-          <w:rFonts w:ascii="Times New Roman" w:cs="Times New Roman" w:eastAsia="Times New Roman" w:hAnsi="Times New Roman"/>
-          <w:b w:val="1"/>
-          <w:rtl w:val="0"/>
-        </w:rPr>
-        <w:t xml:space="preserve">Діянь святих апостолів читáння.</w:t>
-      </w:r>
-      <w:r>
-        <w:rPr>
-          <w:rtl w:val="0"/>
-        </w:rPr>
+          <w:rFonts w:ascii="Times New Roman" w:eastAsia="Times New Roman" w:hAnsi="Times New Roman" w:cs="Times New Roman"/>
+          <w:b/>
+        </w:rPr>
+        <w:t>До Римлян послання святого апостола Павла читáння.</w:t>
       </w:r>
     </w:p>
     <w:p>
       <w:pPr>
         <w:rPr>
-          <w:rFonts w:ascii="Times New Roman" w:cs="Times New Roman" w:eastAsia="Times New Roman" w:hAnsi="Times New Roman"/>
-          <w:color w:val="ff0000"/>
+          <w:rFonts w:ascii="Times New Roman" w:eastAsia="Times New Roman" w:hAnsi="Times New Roman" w:cs="Times New Roman"/>
+          <w:i/>
+          <w:color w:val="FF0000"/>
         </w:rPr>
       </w:pPr>
       <w:r>
         <w:rPr>
-          <w:rFonts w:ascii="Times New Roman" w:cs="Times New Roman" w:eastAsia="Times New Roman" w:hAnsi="Times New Roman"/>
-          <w:i w:val="1"/>
-          <w:color w:val="ff0000"/>
-          <w:rtl w:val="0"/>
-        </w:rPr>
-        <w:t xml:space="preserve">Ді. 21 зач.; 9, 10-19.</w:t>
-      </w:r>
-      <w:r>
-        <w:rPr>
-          <w:rtl w:val="0"/>
-        </w:rPr>
+          <w:rFonts w:ascii="Times New Roman" w:eastAsia="Times New Roman" w:hAnsi="Times New Roman" w:cs="Times New Roman"/>
+          <w:i/>
+          <w:color w:val="FF0000"/>
+        </w:rPr>
+        <w:t xml:space="preserve">Рим. 96 </w:t>
+      </w:r>
+      <w:proofErr w:type="spellStart"/>
+      <w:r>
+        <w:rPr>
+          <w:rFonts w:ascii="Times New Roman" w:eastAsia="Times New Roman" w:hAnsi="Times New Roman" w:cs="Times New Roman"/>
+          <w:i/>
+          <w:color w:val="FF0000"/>
+        </w:rPr>
+        <w:t>зач</w:t>
+      </w:r>
+      <w:proofErr w:type="spellEnd"/>
+      <w:r>
+        <w:rPr>
+          <w:rFonts w:ascii="Times New Roman" w:eastAsia="Times New Roman" w:hAnsi="Times New Roman" w:cs="Times New Roman"/>
+          <w:i/>
+          <w:color w:val="FF0000"/>
+        </w:rPr>
+        <w:t>.; 8, 8-14.</w:t>
       </w:r>
     </w:p>
     <w:p>
       <w:pPr>
-        <w:rPr>
-          <w:rFonts w:ascii="Times New Roman" w:cs="Times New Roman" w:eastAsia="Times New Roman" w:hAnsi="Times New Roman"/>
-          <w:highlight w:val="yellow"/>
+        <w:shd w:val="clear" w:color="auto" w:fill="FFFFFF"/>
+        <w:spacing w:line="360" w:lineRule="auto"/>
+        <w:ind w:firstLine="426"/>
+        <w:jc w:val="both"/>
+        <w:rPr>
+          <w:color w:val="000000"/>
         </w:rPr>
       </w:pPr>
       <w:r>
         <w:rPr>
-          <w:rFonts w:ascii="Times New Roman" w:cs="Times New Roman" w:eastAsia="Times New Roman" w:hAnsi="Times New Roman"/>
-          <w:i w:val="1"/>
-          <w:color w:val="ff0000"/>
-          <w:highlight w:val="yellow"/>
-          <w:vertAlign w:val="superscript"/>
-          <w:rtl w:val="0"/>
-        </w:rPr>
-        <w:t xml:space="preserve">18.</w:t>
-      </w:r>
-      <w:r>
-        <w:rPr>
-          <w:rFonts w:ascii="Times New Roman" w:cs="Times New Roman" w:eastAsia="Times New Roman" w:hAnsi="Times New Roman"/>
-          <w:highlight w:val="yellow"/>
-          <w:rtl w:val="0"/>
-        </w:rPr>
-        <w:t xml:space="preserve"> Браття, перша заповідь скасована через її неміч і безкорисність, </w:t>
-      </w:r>
-      <w:r>
-        <w:rPr>
-          <w:rFonts w:ascii="Times New Roman" w:cs="Times New Roman" w:eastAsia="Times New Roman" w:hAnsi="Times New Roman"/>
-          <w:i w:val="1"/>
-          <w:color w:val="ff0000"/>
-          <w:highlight w:val="yellow"/>
-          <w:vertAlign w:val="superscript"/>
-          <w:rtl w:val="0"/>
-        </w:rPr>
-        <w:t xml:space="preserve">19.</w:t>
-      </w:r>
-      <w:r>
-        <w:rPr>
-          <w:rFonts w:ascii="Times New Roman" w:cs="Times New Roman" w:eastAsia="Times New Roman" w:hAnsi="Times New Roman"/>
-          <w:highlight w:val="yellow"/>
-          <w:rtl w:val="0"/>
-        </w:rPr>
-        <w:t xml:space="preserve"> закон бо не зробив нічого досконалим; уведено ж кращу надію, яка зближає нас до Бога.</w:t>
+          <w:rStyle w:val="Versetto"/>
+        </w:rPr>
+        <w:t>8.</w:t>
+      </w:r>
+      <w:r>
+        <w:rPr>
+          <w:color w:val="000000"/>
+        </w:rPr>
+        <w:t xml:space="preserve"> Тілесні не можуть подобатись Богові.</w:t>
       </w:r>
     </w:p>
     <w:p>
       <w:pPr>
-        <w:rPr>
-          <w:rFonts w:ascii="Times New Roman" w:cs="Times New Roman" w:eastAsia="Times New Roman" w:hAnsi="Times New Roman"/>
-          <w:highlight w:val="yellow"/>
+        <w:shd w:val="clear" w:color="auto" w:fill="FFFFFF"/>
+        <w:spacing w:line="360" w:lineRule="auto"/>
+        <w:ind w:firstLine="426"/>
+        <w:jc w:val="both"/>
+        <w:rPr>
+          <w:color w:val="000000"/>
         </w:rPr>
       </w:pPr>
       <w:r>
         <w:rPr>
-          <w:rFonts w:ascii="Times New Roman" w:cs="Times New Roman" w:eastAsia="Times New Roman" w:hAnsi="Times New Roman"/>
-          <w:i w:val="1"/>
-          <w:color w:val="ff0000"/>
-          <w:highlight w:val="yellow"/>
-          <w:vertAlign w:val="superscript"/>
-          <w:rtl w:val="0"/>
-        </w:rPr>
-        <w:t xml:space="preserve">20.</w:t>
-      </w:r>
-      <w:r>
-        <w:rPr>
-          <w:rFonts w:ascii="Times New Roman" w:cs="Times New Roman" w:eastAsia="Times New Roman" w:hAnsi="Times New Roman"/>
-          <w:highlight w:val="yellow"/>
-          <w:rtl w:val="0"/>
-        </w:rPr>
-        <w:t xml:space="preserve"> Тим більше, що це не сталося без клятви; </w:t>
-      </w:r>
-      <w:r>
-        <w:rPr>
-          <w:rFonts w:ascii="Times New Roman" w:cs="Times New Roman" w:eastAsia="Times New Roman" w:hAnsi="Times New Roman"/>
-          <w:i w:val="1"/>
-          <w:color w:val="ff0000"/>
-          <w:highlight w:val="yellow"/>
-          <w:vertAlign w:val="superscript"/>
-          <w:rtl w:val="0"/>
-        </w:rPr>
-        <w:t xml:space="preserve">21.</w:t>
-      </w:r>
-      <w:r>
-        <w:rPr>
-          <w:rFonts w:ascii="Times New Roman" w:cs="Times New Roman" w:eastAsia="Times New Roman" w:hAnsi="Times New Roman"/>
-          <w:highlight w:val="yellow"/>
-          <w:rtl w:val="0"/>
-        </w:rPr>
-        <w:t xml:space="preserve"> бо коли інші настановлялися священиками без клятви, цей мав клятву того, який сказав до нього:</w:t>
-      </w:r>
-    </w:p>
-    <w:p>
-      <w:pPr>
-        <w:rPr>
-          <w:rFonts w:ascii="Times New Roman" w:cs="Times New Roman" w:eastAsia="Times New Roman" w:hAnsi="Times New Roman"/>
-          <w:highlight w:val="yellow"/>
-        </w:rPr>
-      </w:pPr>
-      <w:r>
-        <w:rPr>
-          <w:rFonts w:ascii="Times New Roman" w:cs="Times New Roman" w:eastAsia="Times New Roman" w:hAnsi="Times New Roman"/>
-          <w:highlight w:val="yellow"/>
-          <w:rtl w:val="0"/>
-        </w:rPr>
-        <w:t xml:space="preserve">Господь поклявсь</w:t>
-        <w:br w:type="textWrapping"/>
-        <w:t xml:space="preserve">і не відкличе своєї клятви:</w:t>
-        <w:br w:type="textWrapping"/>
-        <w:t xml:space="preserve">ти – священик повіки.</w:t>
-      </w:r>
-    </w:p>
-    <w:p>
-      <w:pPr>
-        <w:rPr>
-          <w:rFonts w:ascii="Times New Roman" w:cs="Times New Roman" w:eastAsia="Times New Roman" w:hAnsi="Times New Roman"/>
-          <w:highlight w:val="yellow"/>
-        </w:rPr>
-      </w:pPr>
-      <w:r>
-        <w:rPr>
-          <w:rFonts w:ascii="Times New Roman" w:cs="Times New Roman" w:eastAsia="Times New Roman" w:hAnsi="Times New Roman"/>
-          <w:i w:val="1"/>
-          <w:color w:val="ff0000"/>
-          <w:highlight w:val="yellow"/>
-          <w:vertAlign w:val="superscript"/>
-          <w:rtl w:val="0"/>
-        </w:rPr>
-        <w:t xml:space="preserve">22.</w:t>
-      </w:r>
-      <w:r>
-        <w:rPr>
-          <w:rFonts w:ascii="Times New Roman" w:cs="Times New Roman" w:eastAsia="Times New Roman" w:hAnsi="Times New Roman"/>
-          <w:highlight w:val="yellow"/>
-          <w:rtl w:val="0"/>
-        </w:rPr>
-        <w:t xml:space="preserve"> Ось чому Ісус став запорукою кращого союзу. </w:t>
-      </w:r>
-      <w:r>
-        <w:rPr>
-          <w:rFonts w:ascii="Times New Roman" w:cs="Times New Roman" w:eastAsia="Times New Roman" w:hAnsi="Times New Roman"/>
-          <w:i w:val="1"/>
-          <w:color w:val="ff0000"/>
-          <w:highlight w:val="yellow"/>
-          <w:vertAlign w:val="superscript"/>
-          <w:rtl w:val="0"/>
-        </w:rPr>
-        <w:t xml:space="preserve">23.</w:t>
-      </w:r>
-      <w:r>
-        <w:rPr>
-          <w:rFonts w:ascii="Times New Roman" w:cs="Times New Roman" w:eastAsia="Times New Roman" w:hAnsi="Times New Roman"/>
-          <w:highlight w:val="yellow"/>
-          <w:rtl w:val="0"/>
-        </w:rPr>
-        <w:t xml:space="preserve"> Крім того, тих священиків було більше, бо смерть не давала їм пробувати; </w:t>
-      </w:r>
-      <w:r>
-        <w:rPr>
-          <w:rFonts w:ascii="Times New Roman" w:cs="Times New Roman" w:eastAsia="Times New Roman" w:hAnsi="Times New Roman"/>
-          <w:i w:val="1"/>
-          <w:color w:val="ff0000"/>
-          <w:highlight w:val="yellow"/>
-          <w:vertAlign w:val="superscript"/>
-          <w:rtl w:val="0"/>
-        </w:rPr>
-        <w:t xml:space="preserve">24.</w:t>
-      </w:r>
-      <w:r>
-        <w:rPr>
-          <w:rFonts w:ascii="Times New Roman" w:cs="Times New Roman" w:eastAsia="Times New Roman" w:hAnsi="Times New Roman"/>
-          <w:highlight w:val="yellow"/>
-          <w:rtl w:val="0"/>
-        </w:rPr>
-        <w:t xml:space="preserve"> цей же, тому що пробуває повіки, має священство, що не минає ніколи </w:t>
-      </w:r>
-      <w:r>
-        <w:rPr>
-          <w:rFonts w:ascii="Times New Roman" w:cs="Times New Roman" w:eastAsia="Times New Roman" w:hAnsi="Times New Roman"/>
-          <w:i w:val="1"/>
-          <w:color w:val="ff0000"/>
-          <w:highlight w:val="yellow"/>
-          <w:vertAlign w:val="superscript"/>
-          <w:rtl w:val="0"/>
-        </w:rPr>
-        <w:t xml:space="preserve">25.</w:t>
-      </w:r>
-      <w:r>
-        <w:rPr>
-          <w:rFonts w:ascii="Times New Roman" w:cs="Times New Roman" w:eastAsia="Times New Roman" w:hAnsi="Times New Roman"/>
-          <w:highlight w:val="yellow"/>
-          <w:rtl w:val="0"/>
-        </w:rPr>
-        <w:t xml:space="preserve"> і тому може спасти повіки тих, які через нього приходять до Бога, бо він завжди живий, щоб за них заступатися.</w:t>
-      </w:r>
-    </w:p>
-    <w:p>
-      <w:pPr>
-        <w:rPr>
-          <w:rFonts w:ascii="Times New Roman" w:cs="Times New Roman" w:eastAsia="Times New Roman" w:hAnsi="Times New Roman"/>
-        </w:rPr>
-      </w:pPr>
-      <w:r>
-        <w:rPr>
-          <w:rtl w:val="0"/>
-        </w:rPr>
+          <w:rStyle w:val="Versetto"/>
+        </w:rPr>
+        <w:t>9.</w:t>
+      </w:r>
+      <w:r>
+        <w:rPr>
+          <w:color w:val="000000"/>
+        </w:rPr>
+        <w:t xml:space="preserve"> Ви ж не тілесні, але духовні, якщо Дух Божий живе у вас. Коли ж хто Духа Христа не має, той йому не належить. </w:t>
+      </w:r>
+      <w:r>
+        <w:rPr>
+          <w:rStyle w:val="Versetto"/>
+        </w:rPr>
+        <w:t>10.</w:t>
+      </w:r>
+      <w:r>
+        <w:rPr>
+          <w:color w:val="000000"/>
+        </w:rPr>
+        <w:t xml:space="preserve"> Але як Христос у вас, то тіло мертве гріхом, дух же живий праведністю. </w:t>
+      </w:r>
+      <w:r>
+        <w:rPr>
+          <w:rStyle w:val="Versetto"/>
+        </w:rPr>
+        <w:t>11.</w:t>
+      </w:r>
+      <w:r>
+        <w:rPr>
+          <w:color w:val="000000"/>
+        </w:rPr>
+        <w:t xml:space="preserve"> І коли Дух того, хто воскресив Ісуса з мертвих, мешкає у вас, той, хто воскресив Христа з мертвих, оживить і ваші смертні тіла Духом своїм, що живе у вас. </w:t>
+      </w:r>
+      <w:r>
+        <w:rPr>
+          <w:rStyle w:val="Versetto"/>
+        </w:rPr>
+        <w:t>12.</w:t>
+      </w:r>
+      <w:r>
+        <w:rPr>
+          <w:color w:val="000000"/>
+        </w:rPr>
+        <w:t xml:space="preserve"> Тому, брати, ми боржники не тілу, щоб за тілом жити. </w:t>
+      </w:r>
+      <w:r>
+        <w:rPr>
+          <w:rStyle w:val="Versetto"/>
+        </w:rPr>
+        <w:t>13.</w:t>
+      </w:r>
+      <w:r>
+        <w:rPr>
+          <w:color w:val="000000"/>
+        </w:rPr>
+        <w:t xml:space="preserve"> Бо коли живете за тілом, помрете; </w:t>
+      </w:r>
+      <w:proofErr w:type="spellStart"/>
+      <w:r>
+        <w:rPr>
+          <w:color w:val="000000"/>
+        </w:rPr>
+        <w:t>якже</w:t>
+      </w:r>
+      <w:proofErr w:type="spellEnd"/>
+      <w:r>
+        <w:rPr>
+          <w:color w:val="000000"/>
+        </w:rPr>
+        <w:t xml:space="preserve"> ви духом умертвляєте тілесні вчинки, будете жити. </w:t>
       </w:r>
     </w:p>
     <w:sectPr>
-      <w:pgSz w:h="16838" w:w="11906" w:orient="portrait"/>
-      <w:pgMar w:bottom="850" w:top="850" w:left="1417" w:right="850" w:header="708" w:footer="708"/>
+      <w:pgSz w:w="11906" w:h="16838"/>
+      <w:pgMar w:top="850" w:right="850" w:bottom="850" w:left="1417" w:header="708" w:footer="708" w:gutter="0"/>
       <w:pgNumType w:start="1"/>
+      <w:cols w:space="720"/>
     </w:sectPr>
   </w:body>
 </w:document>
 </file>
 
-<file path=word/numbering.xml><?xml version="1.0" encoding="utf-8"?>
-<w:numbering xmlns:mc="http://schemas.openxmlformats.org/markup-compatibility/2006" xmlns:o="urn:schemas-microsoft-com:office:office" xmlns:r="http://schemas.openxmlformats.org/officeDocument/2006/relationships" xmlns:m="http://schemas.openxmlformats.org/officeDocument/2006/math" xmlns:v="urn:schemas-microsoft-com:vml" xmlns:wp="http://schemas.openxmlformats.org/drawingml/2006/wordprocessingDrawing" xmlns:w10="urn:schemas-microsoft-com:office:word" xmlns:w="http://schemas.openxmlformats.org/wordprocessingml/2006/main" xmlns:wne="http://schemas.microsoft.com/office/word/2006/wordml" xmlns:sl="http://schemas.openxmlformats.org/schemaLibrary/2006/main" xmlns:a="http://schemas.openxmlformats.org/drawingml/2006/main" xmlns:pic="http://schemas.openxmlformats.org/drawingml/2006/picture" xmlns:c="http://schemas.openxmlformats.org/drawingml/2006/chart" xmlns:lc="http://schemas.openxmlformats.org/drawingml/2006/lockedCanvas" xmlns:dgm="http://schemas.openxmlformats.org/drawingml/2006/diagram" xmlns:wps="http://schemas.microsoft.com/office/word/2010/wordprocessingShape" xmlns:wpg="http://schemas.microsoft.com/office/word/2010/wordprocessingGroup" xmlns:w14="http://schemas.microsoft.com/office/word/2010/wordml" xmlns:w15="http://schemas.microsoft.com/office/word/2012/wordml"/>
-</file>
-
 <file path=word/styles.xml><?xml version="1.0" encoding="utf-8"?>
-<w:styles xmlns:mc="http://schemas.openxmlformats.org/markup-compatibility/2006" xmlns:o="urn:schemas-microsoft-com:office:office" xmlns:r="http://schemas.openxmlformats.org/officeDocument/2006/relationships" xmlns:m="http://schemas.openxmlformats.org/officeDocument/2006/math" xmlns:v="urn:schemas-microsoft-com:vml" xmlns:wp="http://schemas.openxmlformats.org/drawingml/2006/wordprocessingDrawing" xmlns:w10="urn:schemas-microsoft-com:office:word" xmlns:w="http://schemas.openxmlformats.org/wordprocessingml/2006/main" xmlns:wne="http://schemas.microsoft.com/office/word/2006/wordml" xmlns:sl="http://schemas.openxmlformats.org/schemaLibrary/2006/main" xmlns:a="http://schemas.openxmlformats.org/drawingml/2006/main" xmlns:pic="http://schemas.openxmlformats.org/drawingml/2006/picture" xmlns:c="http://schemas.openxmlformats.org/drawingml/2006/chart" xmlns:lc="http://schemas.openxmlformats.org/drawingml/2006/lockedCanvas" xmlns:dgm="http://schemas.openxmlformats.org/drawingml/2006/diagram" xmlns:wps="http://schemas.microsoft.com/office/word/2010/wordprocessingShape" xmlns:wpg="http://schemas.microsoft.com/office/word/2010/wordprocessingGroup" xmlns:w14="http://schemas.microsoft.com/office/word/2010/wordml" xmlns:w15="http://schemas.microsoft.com/office/word/2012/wordml">
+<w:styles xmlns:mc="http://schemas.openxmlformats.org/markup-compatibility/2006" xmlns:r="http://schemas.openxmlformats.org/officeDocument/2006/relationships" xmlns:w="http://schemas.openxmlformats.org/wordprocessingml/2006/main" xmlns:w14="http://schemas.microsoft.com/office/word/2010/wordml" xmlns:w15="http://schemas.microsoft.com/office/word/2012/wordml" xmlns:w16cex="http://schemas.microsoft.com/office/word/2018/wordml/cex" xmlns:w16cid="http://schemas.microsoft.com/office/word/2016/wordml/cid" xmlns:w16="http://schemas.microsoft.com/office/word/2018/wordml" xmlns:w16sdtdh="http://schemas.microsoft.com/office/word/2020/wordml/sdtdatahash" xmlns:w16se="http://schemas.microsoft.com/office/word/2015/wordml/symex" mc:Ignorable="w14 w15 w16se w16cid w16 w16cex w16sdtdh">
   <w:docDefaults>
     <w:rPrDefault>
       <w:rPr>
-        <w:rFonts w:ascii="Calibri" w:cs="Calibri" w:eastAsia="Calibri" w:hAnsi="Calibri"/>
+        <w:rFonts w:ascii="Calibri" w:eastAsia="Calibri" w:hAnsi="Calibri" w:cs="Calibri"/>
         <w:sz w:val="22"/>
         <w:szCs w:val="22"/>
-        <w:lang w:val="uk-UA"/>
+        <w:lang w:val="uk-UA" w:eastAsia="uk-UA" w:bidi="ar-SA"/>
       </w:rPr>
     </w:rPrDefault>
     <w:pPrDefault>
@@ -282,171 +187,590 @@
       </w:pPr>
     </w:pPrDefault>
   </w:docDefaults>
-  <w:style w:type="paragraph" w:styleId="Normal" w:default="1">
-    <w:name w:val="normal"/>
-  </w:style>
-  <w:style w:type="table" w:styleId="TableNormal" w:default="1">
-    <w:name w:val="Table Normal"/>
-  </w:style>
-  <w:style w:type="paragraph" w:styleId="Heading1">
+  <w:latentStyles w:defLockedState="0" w:defUIPriority="99" w:defSemiHidden="0" w:defUnhideWhenUsed="0" w:defQFormat="0" w:count="376">
+    <w:lsdException w:name="Normal" w:uiPriority="0" w:qFormat="1"/>
+    <w:lsdException w:name="heading 1" w:uiPriority="9" w:qFormat="1"/>
+    <w:lsdException w:name="heading 2" w:semiHidden="1" w:uiPriority="9" w:unhideWhenUsed="1" w:qFormat="1"/>
+    <w:lsdException w:name="heading 3" w:semiHidden="1" w:uiPriority="9" w:unhideWhenUsed="1" w:qFormat="1"/>
+    <w:lsdException w:name="heading 4" w:semiHidden="1" w:uiPriority="9" w:unhideWhenUsed="1" w:qFormat="1"/>
+    <w:lsdException w:name="heading 5" w:semiHidden="1" w:uiPriority="9" w:unhideWhenUsed="1" w:qFormat="1"/>
+    <w:lsdException w:name="heading 6" w:semiHidden="1" w:uiPriority="9" w:unhideWhenUsed="1" w:qFormat="1"/>
+    <w:lsdException w:name="heading 7" w:semiHidden="1" w:uiPriority="9" w:unhideWhenUsed="1" w:qFormat="1"/>
+    <w:lsdException w:name="heading 8" w:semiHidden="1" w:uiPriority="9" w:unhideWhenUsed="1" w:qFormat="1"/>
+    <w:lsdException w:name="heading 9" w:semiHidden="1" w:uiPriority="9" w:unhideWhenUsed="1" w:qFormat="1"/>
+    <w:lsdException w:name="index 1" w:semiHidden="1" w:unhideWhenUsed="1"/>
+    <w:lsdException w:name="index 2" w:semiHidden="1" w:unhideWhenUsed="1"/>
+    <w:lsdException w:name="index 3" w:semiHidden="1" w:unhideWhenUsed="1"/>
+    <w:lsdException w:name="index 4" w:semiHidden="1" w:unhideWhenUsed="1"/>
+    <w:lsdException w:name="index 5" w:semiHidden="1" w:unhideWhenUsed="1"/>
+    <w:lsdException w:name="index 6" w:semiHidden="1" w:unhideWhenUsed="1"/>
+    <w:lsdException w:name="index 7" w:semiHidden="1" w:unhideWhenUsed="1"/>
+    <w:lsdException w:name="index 8" w:semiHidden="1" w:unhideWhenUsed="1"/>
+    <w:lsdException w:name="index 9" w:semiHidden="1" w:unhideWhenUsed="1"/>
+    <w:lsdException w:name="toc 1" w:semiHidden="1" w:uiPriority="39" w:unhideWhenUsed="1"/>
+    <w:lsdException w:name="toc 2" w:semiHidden="1" w:uiPriority="39" w:unhideWhenUsed="1"/>
+    <w:lsdException w:name="toc 3" w:semiHidden="1" w:uiPriority="39" w:unhideWhenUsed="1"/>
+    <w:lsdException w:name="toc 4" w:semiHidden="1" w:uiPriority="39" w:unhideWhenUsed="1"/>
+    <w:lsdException w:name="toc 5" w:semiHidden="1" w:uiPriority="39" w:unhideWhenUsed="1"/>
+    <w:lsdException w:name="toc 6" w:semiHidden="1" w:uiPriority="39" w:unhideWhenUsed="1"/>
+    <w:lsdException w:name="toc 7" w:semiHidden="1" w:uiPriority="39" w:unhideWhenUsed="1"/>
+    <w:lsdException w:name="toc 8" w:semiHidden="1" w:uiPriority="39" w:unhideWhenUsed="1"/>
+    <w:lsdException w:name="toc 9" w:semiHidden="1" w:uiPriority="39" w:unhideWhenUsed="1"/>
+    <w:lsdException w:name="Normal Indent" w:semiHidden="1" w:unhideWhenUsed="1"/>
+    <w:lsdException w:name="footnote text" w:semiHidden="1" w:unhideWhenUsed="1"/>
+    <w:lsdException w:name="annotation text" w:semiHidden="1" w:unhideWhenUsed="1"/>
+    <w:lsdException w:name="header" w:semiHidden="1" w:unhideWhenUsed="1"/>
+    <w:lsdException w:name="footer" w:semiHidden="1" w:unhideWhenUsed="1"/>
+    <w:lsdException w:name="index heading" w:semiHidden="1" w:unhideWhenUsed="1"/>
+    <w:lsdException w:name="caption" w:semiHidden="1" w:uiPriority="35" w:unhideWhenUsed="1" w:qFormat="1"/>
+    <w:lsdException w:name="table of figures" w:semiHidden="1" w:unhideWhenUsed="1"/>
+    <w:lsdException w:name="envelope address" w:semiHidden="1" w:unhideWhenUsed="1"/>
+    <w:lsdException w:name="envelope return" w:semiHidden="1" w:unhideWhenUsed="1"/>
+    <w:lsdException w:name="footnote reference" w:semiHidden="1" w:unhideWhenUsed="1"/>
+    <w:lsdException w:name="annotation reference" w:semiHidden="1" w:unhideWhenUsed="1"/>
+    <w:lsdException w:name="line number" w:semiHidden="1" w:unhideWhenUsed="1"/>
+    <w:lsdException w:name="page number" w:semiHidden="1" w:unhideWhenUsed="1"/>
+    <w:lsdException w:name="endnote reference" w:semiHidden="1" w:unhideWhenUsed="1"/>
+    <w:lsdException w:name="endnote text" w:semiHidden="1" w:unhideWhenUsed="1"/>
+    <w:lsdException w:name="table of authorities" w:semiHidden="1" w:unhideWhenUsed="1"/>
+    <w:lsdException w:name="macro" w:semiHidden="1" w:unhideWhenUsed="1"/>
+    <w:lsdException w:name="toa heading" w:semiHidden="1" w:unhideWhenUsed="1"/>
+    <w:lsdException w:name="List" w:semiHidden="1" w:unhideWhenUsed="1"/>
+    <w:lsdException w:name="List Bullet" w:semiHidden="1" w:unhideWhenUsed="1"/>
+    <w:lsdException w:name="List Number" w:semiHidden="1" w:unhideWhenUsed="1"/>
+    <w:lsdException w:name="List 2" w:semiHidden="1" w:unhideWhenUsed="1"/>
+    <w:lsdException w:name="List 3" w:semiHidden="1" w:unhideWhenUsed="1"/>
+    <w:lsdException w:name="List 4" w:semiHidden="1" w:unhideWhenUsed="1"/>
+    <w:lsdException w:name="List 5" w:semiHidden="1" w:unhideWhenUsed="1"/>
+    <w:lsdException w:name="List Bullet 2" w:semiHidden="1" w:unhideWhenUsed="1"/>
+    <w:lsdException w:name="List Bullet 3" w:semiHidden="1" w:unhideWhenUsed="1"/>
+    <w:lsdException w:name="List Bullet 4" w:semiHidden="1" w:unhideWhenUsed="1"/>
+    <w:lsdException w:name="List Bullet 5" w:semiHidden="1" w:unhideWhenUsed="1"/>
+    <w:lsdException w:name="List Number 2" w:semiHidden="1" w:unhideWhenUsed="1"/>
+    <w:lsdException w:name="List Number 3" w:semiHidden="1" w:unhideWhenUsed="1"/>
+    <w:lsdException w:name="List Number 4" w:semiHidden="1" w:unhideWhenUsed="1"/>
+    <w:lsdException w:name="List Number 5" w:semiHidden="1" w:unhideWhenUsed="1"/>
+    <w:lsdException w:name="Title" w:uiPriority="10" w:qFormat="1"/>
+    <w:lsdException w:name="Closing" w:semiHidden="1" w:unhideWhenUsed="1"/>
+    <w:lsdException w:name="Signature" w:semiHidden="1" w:unhideWhenUsed="1"/>
+    <w:lsdException w:name="Default Paragraph Font" w:semiHidden="1" w:uiPriority="1" w:unhideWhenUsed="1"/>
+    <w:lsdException w:name="Body Text" w:semiHidden="1" w:unhideWhenUsed="1"/>
+    <w:lsdException w:name="Body Text Indent" w:semiHidden="1" w:unhideWhenUsed="1"/>
+    <w:lsdException w:name="List Continue" w:semiHidden="1" w:unhideWhenUsed="1"/>
+    <w:lsdException w:name="List Continue 2" w:semiHidden="1" w:unhideWhenUsed="1"/>
+    <w:lsdException w:name="List Continue 3" w:semiHidden="1" w:unhideWhenUsed="1"/>
+    <w:lsdException w:name="List Continue 4" w:semiHidden="1" w:unhideWhenUsed="1"/>
+    <w:lsdException w:name="List Continue 5" w:semiHidden="1" w:unhideWhenUsed="1"/>
+    <w:lsdException w:name="Message Header" w:semiHidden="1" w:unhideWhenUsed="1"/>
+    <w:lsdException w:name="Subtitle" w:uiPriority="11" w:qFormat="1"/>
+    <w:lsdException w:name="Salutation" w:semiHidden="1" w:unhideWhenUsed="1"/>
+    <w:lsdException w:name="Date" w:semiHidden="1" w:unhideWhenUsed="1"/>
+    <w:lsdException w:name="Body Text First Indent" w:semiHidden="1" w:unhideWhenUsed="1"/>
+    <w:lsdException w:name="Body Text First Indent 2" w:semiHidden="1" w:unhideWhenUsed="1"/>
+    <w:lsdException w:name="Note Heading" w:semiHidden="1" w:unhideWhenUsed="1"/>
+    <w:lsdException w:name="Body Text 2" w:semiHidden="1" w:unhideWhenUsed="1"/>
+    <w:lsdException w:name="Body Text 3" w:semiHidden="1" w:unhideWhenUsed="1"/>
+    <w:lsdException w:name="Body Text Indent 2" w:semiHidden="1" w:unhideWhenUsed="1"/>
+    <w:lsdException w:name="Body Text Indent 3" w:semiHidden="1" w:unhideWhenUsed="1"/>
+    <w:lsdException w:name="Block Text" w:semiHidden="1" w:unhideWhenUsed="1"/>
+    <w:lsdException w:name="Hyperlink" w:semiHidden="1" w:unhideWhenUsed="1"/>
+    <w:lsdException w:name="FollowedHyperlink" w:semiHidden="1" w:unhideWhenUsed="1"/>
+    <w:lsdException w:name="Strong" w:uiPriority="22" w:qFormat="1"/>
+    <w:lsdException w:name="Emphasis" w:uiPriority="20" w:qFormat="1"/>
+    <w:lsdException w:name="Document Map" w:semiHidden="1" w:unhideWhenUsed="1"/>
+    <w:lsdException w:name="Plain Text" w:semiHidden="1" w:unhideWhenUsed="1"/>
+    <w:lsdException w:name="E-mail Signature" w:semiHidden="1" w:unhideWhenUsed="1"/>
+    <w:lsdException w:name="HTML Top of Form" w:semiHidden="1" w:unhideWhenUsed="1"/>
+    <w:lsdException w:name="HTML Bottom of Form" w:semiHidden="1" w:unhideWhenUsed="1"/>
+    <w:lsdException w:name="Normal (Web)" w:semiHidden="1" w:unhideWhenUsed="1"/>
+    <w:lsdException w:name="HTML Acronym" w:semiHidden="1" w:unhideWhenUsed="1"/>
+    <w:lsdException w:name="HTML Address" w:semiHidden="1" w:unhideWhenUsed="1"/>
+    <w:lsdException w:name="HTML Cite" w:semiHidden="1" w:unhideWhenUsed="1"/>
+    <w:lsdException w:name="HTML Code" w:semiHidden="1" w:unhideWhenUsed="1"/>
+    <w:lsdException w:name="HTML Definition" w:semiHidden="1" w:unhideWhenUsed="1"/>
+    <w:lsdException w:name="HTML Keyboard" w:semiHidden="1" w:unhideWhenUsed="1"/>
+    <w:lsdException w:name="HTML Preformatted" w:semiHidden="1" w:unhideWhenUsed="1"/>
+    <w:lsdException w:name="HTML Sample" w:semiHidden="1" w:unhideWhenUsed="1"/>
+    <w:lsdException w:name="HTML Typewriter" w:semiHidden="1" w:unhideWhenUsed="1"/>
+    <w:lsdException w:name="HTML Variable" w:semiHidden="1" w:unhideWhenUsed="1"/>
+    <w:lsdException w:name="Normal Table" w:semiHidden="1" w:unhideWhenUsed="1"/>
+    <w:lsdException w:name="annotation subject" w:semiHidden="1" w:unhideWhenUsed="1"/>
+    <w:lsdException w:name="No List" w:semiHidden="1" w:unhideWhenUsed="1"/>
+    <w:lsdException w:name="Outline List 1" w:semiHidden="1" w:unhideWhenUsed="1"/>
+    <w:lsdException w:name="Outline List 2" w:semiHidden="1" w:unhideWhenUsed="1"/>
+    <w:lsdException w:name="Outline List 3" w:semiHidden="1" w:unhideWhenUsed="1"/>
+    <w:lsdException w:name="Table Simple 1" w:semiHidden="1" w:unhideWhenUsed="1"/>
+    <w:lsdException w:name="Table Simple 2" w:semiHidden="1" w:unhideWhenUsed="1"/>
+    <w:lsdException w:name="Table Simple 3" w:semiHidden="1" w:unhideWhenUsed="1"/>
+    <w:lsdException w:name="Table Classic 1" w:semiHidden="1" w:unhideWhenUsed="1"/>
+    <w:lsdException w:name="Table Classic 2" w:semiHidden="1" w:unhideWhenUsed="1"/>
+    <w:lsdException w:name="Table Classic 3" w:semiHidden="1" w:unhideWhenUsed="1"/>
+    <w:lsdException w:name="Table Classic 4" w:semiHidden="1" w:unhideWhenUsed="1"/>
+    <w:lsdException w:name="Table Colorful 1" w:semiHidden="1" w:unhideWhenUsed="1"/>
+    <w:lsdException w:name="Table Colorful 2" w:semiHidden="1" w:unhideWhenUsed="1"/>
+    <w:lsdException w:name="Table Colorful 3" w:semiHidden="1" w:unhideWhenUsed="1"/>
+    <w:lsdException w:name="Table Columns 1" w:semiHidden="1" w:unhideWhenUsed="1"/>
+    <w:lsdException w:name="Table Columns 2" w:semiHidden="1" w:unhideWhenUsed="1"/>
+    <w:lsdException w:name="Table Columns 3" w:semiHidden="1" w:unhideWhenUsed="1"/>
+    <w:lsdException w:name="Table Columns 4" w:semiHidden="1" w:unhideWhenUsed="1"/>
+    <w:lsdException w:name="Table Columns 5" w:semiHidden="1" w:unhideWhenUsed="1"/>
+    <w:lsdException w:name="Table Grid 1" w:semiHidden="1" w:unhideWhenUsed="1"/>
+    <w:lsdException w:name="Table Grid 2" w:semiHidden="1" w:unhideWhenUsed="1"/>
+    <w:lsdException w:name="Table Grid 3" w:semiHidden="1" w:unhideWhenUsed="1"/>
+    <w:lsdException w:name="Table Grid 4" w:semiHidden="1" w:unhideWhenUsed="1"/>
+    <w:lsdException w:name="Table Grid 5" w:semiHidden="1" w:unhideWhenUsed="1"/>
+    <w:lsdException w:name="Table Grid 6" w:semiHidden="1" w:unhideWhenUsed="1"/>
+    <w:lsdException w:name="Table Grid 7" w:semiHidden="1" w:unhideWhenUsed="1"/>
+    <w:lsdException w:name="Table Grid 8" w:semiHidden="1" w:unhideWhenUsed="1"/>
+    <w:lsdException w:name="Table List 1" w:semiHidden="1" w:unhideWhenUsed="1"/>
+    <w:lsdException w:name="Table List 2" w:semiHidden="1" w:unhideWhenUsed="1"/>
+    <w:lsdException w:name="Table List 3" w:semiHidden="1" w:unhideWhenUsed="1"/>
+    <w:lsdException w:name="Table List 4" w:semiHidden="1" w:unhideWhenUsed="1"/>
+    <w:lsdException w:name="Table List 5" w:semiHidden="1" w:unhideWhenUsed="1"/>
+    <w:lsdException w:name="Table List 6" w:semiHidden="1" w:unhideWhenUsed="1"/>
+    <w:lsdException w:name="Table List 7" w:semiHidden="1" w:unhideWhenUsed="1"/>
+    <w:lsdException w:name="Table List 8" w:semiHidden="1" w:unhideWhenUsed="1"/>
+    <w:lsdException w:name="Table 3D effects 1" w:semiHidden="1" w:unhideWhenUsed="1"/>
+    <w:lsdException w:name="Table 3D effects 2" w:semiHidden="1" w:unhideWhenUsed="1"/>
+    <w:lsdException w:name="Table 3D effects 3" w:semiHidden="1" w:unhideWhenUsed="1"/>
+    <w:lsdException w:name="Table Contemporary" w:semiHidden="1" w:unhideWhenUsed="1"/>
+    <w:lsdException w:name="Table Elegant" w:semiHidden="1" w:unhideWhenUsed="1"/>
+    <w:lsdException w:name="Table Professional" w:semiHidden="1" w:unhideWhenUsed="1"/>
+    <w:lsdException w:name="Table Subtle 1" w:semiHidden="1" w:unhideWhenUsed="1"/>
+    <w:lsdException w:name="Table Subtle 2" w:semiHidden="1" w:unhideWhenUsed="1"/>
+    <w:lsdException w:name="Table Web 1" w:semiHidden="1" w:unhideWhenUsed="1"/>
+    <w:lsdException w:name="Table Web 2" w:semiHidden="1" w:unhideWhenUsed="1"/>
+    <w:lsdException w:name="Table Web 3" w:semiHidden="1" w:unhideWhenUsed="1"/>
+    <w:lsdException w:name="Balloon Text" w:semiHidden="1" w:unhideWhenUsed="1"/>
+    <w:lsdException w:name="Table Grid" w:uiPriority="39"/>
+    <w:lsdException w:name="Table Theme" w:semiHidden="1" w:unhideWhenUsed="1"/>
+    <w:lsdException w:name="Placeholder Text" w:semiHidden="1"/>
+    <w:lsdException w:name="No Spacing" w:uiPriority="1" w:qFormat="1"/>
+    <w:lsdException w:name="Light Shading" w:uiPriority="60"/>
+    <w:lsdException w:name="Light List" w:uiPriority="61"/>
+    <w:lsdException w:name="Light Grid" w:uiPriority="62"/>
+    <w:lsdException w:name="Medium Shading 1" w:uiPriority="63"/>
+    <w:lsdException w:name="Medium Shading 2" w:uiPriority="64"/>
+    <w:lsdException w:name="Medium List 1" w:uiPriority="65"/>
+    <w:lsdException w:name="Medium List 2" w:uiPriority="66"/>
+    <w:lsdException w:name="Medium Grid 1" w:uiPriority="67"/>
+    <w:lsdException w:name="Medium Grid 2" w:uiPriority="68"/>
+    <w:lsdException w:name="Medium Grid 3" w:uiPriority="69"/>
+    <w:lsdException w:name="Dark List" w:uiPriority="70"/>
+    <w:lsdException w:name="Colorful Shading" w:uiPriority="71"/>
+    <w:lsdException w:name="Colorful List" w:uiPriority="72"/>
+    <w:lsdException w:name="Colorful Grid" w:uiPriority="73"/>
+    <w:lsdException w:name="Light Shading Accent 1" w:uiPriority="60"/>
+    <w:lsdException w:name="Light List Accent 1" w:uiPriority="61"/>
+    <w:lsdException w:name="Light Grid Accent 1" w:uiPriority="62"/>
+    <w:lsdException w:name="Medium Shading 1 Accent 1" w:uiPriority="63"/>
+    <w:lsdException w:name="Medium Shading 2 Accent 1" w:uiPriority="64"/>
+    <w:lsdException w:name="Medium List 1 Accent 1" w:uiPriority="65"/>
+    <w:lsdException w:name="Revision" w:semiHidden="1"/>
+    <w:lsdException w:name="List Paragraph" w:uiPriority="34" w:qFormat="1"/>
+    <w:lsdException w:name="Quote" w:uiPriority="29" w:qFormat="1"/>
+    <w:lsdException w:name="Intense Quote" w:uiPriority="30" w:qFormat="1"/>
+    <w:lsdException w:name="Medium List 2 Accent 1" w:uiPriority="66"/>
+    <w:lsdException w:name="Medium Grid 1 Accent 1" w:uiPriority="67"/>
+    <w:lsdException w:name="Medium Grid 2 Accent 1" w:uiPriority="68"/>
+    <w:lsdException w:name="Medium Grid 3 Accent 1" w:uiPriority="69"/>
+    <w:lsdException w:name="Dark List Accent 1" w:uiPriority="70"/>
+    <w:lsdException w:name="Colorful Shading Accent 1" w:uiPriority="71"/>
+    <w:lsdException w:name="Colorful List Accent 1" w:uiPriority="72"/>
+    <w:lsdException w:name="Colorful Grid Accent 1" w:uiPriority="73"/>
+    <w:lsdException w:name="Light Shading Accent 2" w:uiPriority="60"/>
+    <w:lsdException w:name="Light List Accent 2" w:uiPriority="61"/>
+    <w:lsdException w:name="Light Grid Accent 2" w:uiPriority="62"/>
+    <w:lsdException w:name="Medium Shading 1 Accent 2" w:uiPriority="63"/>
+    <w:lsdException w:name="Medium Shading 2 Accent 2" w:uiPriority="64"/>
+    <w:lsdException w:name="Medium List 1 Accent 2" w:uiPriority="65"/>
+    <w:lsdException w:name="Medium List 2 Accent 2" w:uiPriority="66"/>
+    <w:lsdException w:name="Medium Grid 1 Accent 2" w:uiPriority="67"/>
+    <w:lsdException w:name="Medium Grid 2 Accent 2" w:uiPriority="68"/>
+    <w:lsdException w:name="Medium Grid 3 Accent 2" w:uiPriority="69"/>
+    <w:lsdException w:name="Dark List Accent 2" w:uiPriority="70"/>
+    <w:lsdException w:name="Colorful Shading Accent 2" w:uiPriority="71"/>
+    <w:lsdException w:name="Colorful List Accent 2" w:uiPriority="72"/>
+    <w:lsdException w:name="Colorful Grid Accent 2" w:uiPriority="73"/>
+    <w:lsdException w:name="Light Shading Accent 3" w:uiPriority="60"/>
+    <w:lsdException w:name="Light List Accent 3" w:uiPriority="61"/>
+    <w:lsdException w:name="Light Grid Accent 3" w:uiPriority="62"/>
+    <w:lsdException w:name="Medium Shading 1 Accent 3" w:uiPriority="63"/>
+    <w:lsdException w:name="Medium Shading 2 Accent 3" w:uiPriority="64"/>
+    <w:lsdException w:name="Medium List 1 Accent 3" w:uiPriority="65"/>
+    <w:lsdException w:name="Medium List 2 Accent 3" w:uiPriority="66"/>
+    <w:lsdException w:name="Medium Grid 1 Accent 3" w:uiPriority="67"/>
+    <w:lsdException w:name="Medium Grid 2 Accent 3" w:uiPriority="68"/>
+    <w:lsdException w:name="Medium Grid 3 Accent 3" w:uiPriority="69"/>
+    <w:lsdException w:name="Dark List Accent 3" w:uiPriority="70"/>
+    <w:lsdException w:name="Colorful Shading Accent 3" w:uiPriority="71"/>
+    <w:lsdException w:name="Colorful List Accent 3" w:uiPriority="72"/>
+    <w:lsdException w:name="Colorful Grid Accent 3" w:uiPriority="73"/>
+    <w:lsdException w:name="Light Shading Accent 4" w:uiPriority="60"/>
+    <w:lsdException w:name="Light List Accent 4" w:uiPriority="61"/>
+    <w:lsdException w:name="Light Grid Accent 4" w:uiPriority="62"/>
+    <w:lsdException w:name="Medium Shading 1 Accent 4" w:uiPriority="63"/>
+    <w:lsdException w:name="Medium Shading 2 Accent 4" w:uiPriority="64"/>
+    <w:lsdException w:name="Medium List 1 Accent 4" w:uiPriority="65"/>
+    <w:lsdException w:name="Medium List 2 Accent 4" w:uiPriority="66"/>
+    <w:lsdException w:name="Medium Grid 1 Accent 4" w:uiPriority="67"/>
+    <w:lsdException w:name="Medium Grid 2 Accent 4" w:uiPriority="68"/>
+    <w:lsdException w:name="Medium Grid 3 Accent 4" w:uiPriority="69"/>
+    <w:lsdException w:name="Dark List Accent 4" w:uiPriority="70"/>
+    <w:lsdException w:name="Colorful Shading Accent 4" w:uiPriority="71"/>
+    <w:lsdException w:name="Colorful List Accent 4" w:uiPriority="72"/>
+    <w:lsdException w:name="Colorful Grid Accent 4" w:uiPriority="73"/>
+    <w:lsdException w:name="Light Shading Accent 5" w:uiPriority="60"/>
+    <w:lsdException w:name="Light List Accent 5" w:uiPriority="61"/>
+    <w:lsdException w:name="Light Grid Accent 5" w:uiPriority="62"/>
+    <w:lsdException w:name="Medium Shading 1 Accent 5" w:uiPriority="63"/>
+    <w:lsdException w:name="Medium Shading 2 Accent 5" w:uiPriority="64"/>
+    <w:lsdException w:name="Medium List 1 Accent 5" w:uiPriority="65"/>
+    <w:lsdException w:name="Medium List 2 Accent 5" w:uiPriority="66"/>
+    <w:lsdException w:name="Medium Grid 1 Accent 5" w:uiPriority="67"/>
+    <w:lsdException w:name="Medium Grid 2 Accent 5" w:uiPriority="68"/>
+    <w:lsdException w:name="Medium Grid 3 Accent 5" w:uiPriority="69"/>
+    <w:lsdException w:name="Dark List Accent 5" w:uiPriority="70"/>
+    <w:lsdException w:name="Colorful Shading Accent 5" w:uiPriority="71"/>
+    <w:lsdException w:name="Colorful List Accent 5" w:uiPriority="72"/>
+    <w:lsdException w:name="Colorful Grid Accent 5" w:uiPriority="73"/>
+    <w:lsdException w:name="Light Shading Accent 6" w:uiPriority="60"/>
+    <w:lsdException w:name="Light List Accent 6" w:uiPriority="61"/>
+    <w:lsdException w:name="Light Grid Accent 6" w:uiPriority="62"/>
+    <w:lsdException w:name="Medium Shading 1 Accent 6" w:uiPriority="63"/>
+    <w:lsdException w:name="Medium Shading 2 Accent 6" w:uiPriority="64"/>
+    <w:lsdException w:name="Medium List 1 Accent 6" w:uiPriority="65"/>
+    <w:lsdException w:name="Medium List 2 Accent 6" w:uiPriority="66"/>
+    <w:lsdException w:name="Medium Grid 1 Accent 6" w:uiPriority="67"/>
+    <w:lsdException w:name="Medium Grid 2 Accent 6" w:uiPriority="68"/>
+    <w:lsdException w:name="Medium Grid 3 Accent 6" w:uiPriority="69"/>
+    <w:lsdException w:name="Dark List Accent 6" w:uiPriority="70"/>
+    <w:lsdException w:name="Colorful Shading Accent 6" w:uiPriority="71"/>
+    <w:lsdException w:name="Colorful List Accent 6" w:uiPriority="72"/>
+    <w:lsdException w:name="Colorful Grid Accent 6" w:uiPriority="73"/>
+    <w:lsdException w:name="Subtle Emphasis" w:uiPriority="19" w:qFormat="1"/>
+    <w:lsdException w:name="Intense Emphasis" w:uiPriority="21" w:qFormat="1"/>
+    <w:lsdException w:name="Subtle Reference" w:uiPriority="31" w:qFormat="1"/>
+    <w:lsdException w:name="Intense Reference" w:uiPriority="32" w:qFormat="1"/>
+    <w:lsdException w:name="Book Title" w:uiPriority="33" w:qFormat="1"/>
+    <w:lsdException w:name="Bibliography" w:semiHidden="1" w:uiPriority="37" w:unhideWhenUsed="1"/>
+    <w:lsdException w:name="TOC Heading" w:semiHidden="1" w:uiPriority="39" w:unhideWhenUsed="1" w:qFormat="1"/>
+    <w:lsdException w:name="Plain Table 1" w:uiPriority="41"/>
+    <w:lsdException w:name="Plain Table 2" w:uiPriority="42"/>
+    <w:lsdException w:name="Plain Table 3" w:uiPriority="43"/>
+    <w:lsdException w:name="Plain Table 4" w:uiPriority="44"/>
+    <w:lsdException w:name="Plain Table 5" w:uiPriority="45"/>
+    <w:lsdException w:name="Grid Table Light" w:uiPriority="40"/>
+    <w:lsdException w:name="Grid Table 1 Light" w:uiPriority="46"/>
+    <w:lsdException w:name="Grid Table 2" w:uiPriority="47"/>
+    <w:lsdException w:name="Grid Table 3" w:uiPriority="48"/>
+    <w:lsdException w:name="Grid Table 4" w:uiPriority="49"/>
+    <w:lsdException w:name="Grid Table 5 Dark" w:uiPriority="50"/>
+    <w:lsdException w:name="Grid Table 6 Colorful" w:uiPriority="51"/>
+    <w:lsdException w:name="Grid Table 7 Colorful" w:uiPriority="52"/>
+    <w:lsdException w:name="Grid Table 1 Light Accent 1" w:uiPriority="46"/>
+    <w:lsdException w:name="Grid Table 2 Accent 1" w:uiPriority="47"/>
+    <w:lsdException w:name="Grid Table 3 Accent 1" w:uiPriority="48"/>
+    <w:lsdException w:name="Grid Table 4 Accent 1" w:uiPriority="49"/>
+    <w:lsdException w:name="Grid Table 5 Dark Accent 1" w:uiPriority="50"/>
+    <w:lsdException w:name="Grid Table 6 Colorful Accent 1" w:uiPriority="51"/>
+    <w:lsdException w:name="Grid Table 7 Colorful Accent 1" w:uiPriority="52"/>
+    <w:lsdException w:name="Grid Table 1 Light Accent 2" w:uiPriority="46"/>
+    <w:lsdException w:name="Grid Table 2 Accent 2" w:uiPriority="47"/>
+    <w:lsdException w:name="Grid Table 3 Accent 2" w:uiPriority="48"/>
+    <w:lsdException w:name="Grid Table 4 Accent 2" w:uiPriority="49"/>
+    <w:lsdException w:name="Grid Table 5 Dark Accent 2" w:uiPriority="50"/>
+    <w:lsdException w:name="Grid Table 6 Colorful Accent 2" w:uiPriority="51"/>
+    <w:lsdException w:name="Grid Table 7 Colorful Accent 2" w:uiPriority="52"/>
+    <w:lsdException w:name="Grid Table 1 Light Accent 3" w:uiPriority="46"/>
+    <w:lsdException w:name="Grid Table 2 Accent 3" w:uiPriority="47"/>
+    <w:lsdException w:name="Grid Table 3 Accent 3" w:uiPriority="48"/>
+    <w:lsdException w:name="Grid Table 4 Accent 3" w:uiPriority="49"/>
+    <w:lsdException w:name="Grid Table 5 Dark Accent 3" w:uiPriority="50"/>
+    <w:lsdException w:name="Grid Table 6 Colorful Accent 3" w:uiPriority="51"/>
+    <w:lsdException w:name="Grid Table 7 Colorful Accent 3" w:uiPriority="52"/>
+    <w:lsdException w:name="Grid Table 1 Light Accent 4" w:uiPriority="46"/>
+    <w:lsdException w:name="Grid Table 2 Accent 4" w:uiPriority="47"/>
+    <w:lsdException w:name="Grid Table 3 Accent 4" w:uiPriority="48"/>
+    <w:lsdException w:name="Grid Table 4 Accent 4" w:uiPriority="49"/>
+    <w:lsdException w:name="Grid Table 5 Dark Accent 4" w:uiPriority="50"/>
+    <w:lsdException w:name="Grid Table 6 Colorful Accent 4" w:uiPriority="51"/>
+    <w:lsdException w:name="Grid Table 7 Colorful Accent 4" w:uiPriority="52"/>
+    <w:lsdException w:name="Grid Table 1 Light Accent 5" w:uiPriority="46"/>
+    <w:lsdException w:name="Grid Table 2 Accent 5" w:uiPriority="47"/>
+    <w:lsdException w:name="Grid Table 3 Accent 5" w:uiPriority="48"/>
+    <w:lsdException w:name="Grid Table 4 Accent 5" w:uiPriority="49"/>
+    <w:lsdException w:name="Grid Table 5 Dark Accent 5" w:uiPriority="50"/>
+    <w:lsdException w:name="Grid Table 6 Colorful Accent 5" w:uiPriority="51"/>
+    <w:lsdException w:name="Grid Table 7 Colorful Accent 5" w:uiPriority="52"/>
+    <w:lsdException w:name="Grid Table 1 Light Accent 6" w:uiPriority="46"/>
+    <w:lsdException w:name="Grid Table 2 Accent 6" w:uiPriority="47"/>
+    <w:lsdException w:name="Grid Table 3 Accent 6" w:uiPriority="48"/>
+    <w:lsdException w:name="Grid Table 4 Accent 6" w:uiPriority="49"/>
+    <w:lsdException w:name="Grid Table 5 Dark Accent 6" w:uiPriority="50"/>
+    <w:lsdException w:name="Grid Table 6 Colorful Accent 6" w:uiPriority="51"/>
+    <w:lsdException w:name="Grid Table 7 Colorful Accent 6" w:uiPriority="52"/>
+    <w:lsdException w:name="List Table 1 Light" w:uiPriority="46"/>
+    <w:lsdException w:name="List Table 2" w:uiPriority="47"/>
+    <w:lsdException w:name="List Table 3" w:uiPriority="48"/>
+    <w:lsdException w:name="List Table 4" w:uiPriority="49"/>
+    <w:lsdException w:name="List Table 5 Dark" w:uiPriority="50"/>
+    <w:lsdException w:name="List Table 6 Colorful" w:uiPriority="51"/>
+    <w:lsdException w:name="List Table 7 Colorful" w:uiPriority="52"/>
+    <w:lsdException w:name="List Table 1 Light Accent 1" w:uiPriority="46"/>
+    <w:lsdException w:name="List Table 2 Accent 1" w:uiPriority="47"/>
+    <w:lsdException w:name="List Table 3 Accent 1" w:uiPriority="48"/>
+    <w:lsdException w:name="List Table 4 Accent 1" w:uiPriority="49"/>
+    <w:lsdException w:name="List Table 5 Dark Accent 1" w:uiPriority="50"/>
+    <w:lsdException w:name="List Table 6 Colorful Accent 1" w:uiPriority="51"/>
+    <w:lsdException w:name="List Table 7 Colorful Accent 1" w:uiPriority="52"/>
+    <w:lsdException w:name="List Table 1 Light Accent 2" w:uiPriority="46"/>
+    <w:lsdException w:name="List Table 2 Accent 2" w:uiPriority="47"/>
+    <w:lsdException w:name="List Table 3 Accent 2" w:uiPriority="48"/>
+    <w:lsdException w:name="List Table 4 Accent 2" w:uiPriority="49"/>
+    <w:lsdException w:name="List Table 5 Dark Accent 2" w:uiPriority="50"/>
+    <w:lsdException w:name="List Table 6 Colorful Accent 2" w:uiPriority="51"/>
+    <w:lsdException w:name="List Table 7 Colorful Accent 2" w:uiPriority="52"/>
+    <w:lsdException w:name="List Table 1 Light Accent 3" w:uiPriority="46"/>
+    <w:lsdException w:name="List Table 2 Accent 3" w:uiPriority="47"/>
+    <w:lsdException w:name="List Table 3 Accent 3" w:uiPriority="48"/>
+    <w:lsdException w:name="List Table 4 Accent 3" w:uiPriority="49"/>
+    <w:lsdException w:name="List Table 5 Dark Accent 3" w:uiPriority="50"/>
+    <w:lsdException w:name="List Table 6 Colorful Accent 3" w:uiPriority="51"/>
+    <w:lsdException w:name="List Table 7 Colorful Accent 3" w:uiPriority="52"/>
+    <w:lsdException w:name="List Table 1 Light Accent 4" w:uiPriority="46"/>
+    <w:lsdException w:name="List Table 2 Accent 4" w:uiPriority="47"/>
+    <w:lsdException w:name="List Table 3 Accent 4" w:uiPriority="48"/>
+    <w:lsdException w:name="List Table 4 Accent 4" w:uiPriority="49"/>
+    <w:lsdException w:name="List Table 5 Dark Accent 4" w:uiPriority="50"/>
+    <w:lsdException w:name="List Table 6 Colorful Accent 4" w:uiPriority="51"/>
+    <w:lsdException w:name="List Table 7 Colorful Accent 4" w:uiPriority="52"/>
+    <w:lsdException w:name="List Table 1 Light Accent 5" w:uiPriority="46"/>
+    <w:lsdException w:name="List Table 2 Accent 5" w:uiPriority="47"/>
+    <w:lsdException w:name="List Table 3 Accent 5" w:uiPriority="48"/>
+    <w:lsdException w:name="List Table 4 Accent 5" w:uiPriority="49"/>
+    <w:lsdException w:name="List Table 5 Dark Accent 5" w:uiPriority="50"/>
+    <w:lsdException w:name="List Table 6 Colorful Accent 5" w:uiPriority="51"/>
+    <w:lsdException w:name="List Table 7 Colorful Accent 5" w:uiPriority="52"/>
+    <w:lsdException w:name="List Table 1 Light Accent 6" w:uiPriority="46"/>
+    <w:lsdException w:name="List Table 2 Accent 6" w:uiPriority="47"/>
+    <w:lsdException w:name="List Table 3 Accent 6" w:uiPriority="48"/>
+    <w:lsdException w:name="List Table 4 Accent 6" w:uiPriority="49"/>
+    <w:lsdException w:name="List Table 5 Dark Accent 6" w:uiPriority="50"/>
+    <w:lsdException w:name="List Table 6 Colorful Accent 6" w:uiPriority="51"/>
+    <w:lsdException w:name="List Table 7 Colorful Accent 6" w:uiPriority="52"/>
+    <w:lsdException w:name="Mention" w:semiHidden="1" w:unhideWhenUsed="1"/>
+    <w:lsdException w:name="Smart Hyperlink" w:semiHidden="1" w:unhideWhenUsed="1"/>
+    <w:lsdException w:name="Hashtag" w:semiHidden="1" w:unhideWhenUsed="1"/>
+    <w:lsdException w:name="Unresolved Mention" w:semiHidden="1" w:unhideWhenUsed="1"/>
+    <w:lsdException w:name="Smart Link" w:semiHidden="1" w:unhideWhenUsed="1"/>
+  </w:latentStyles>
+  <w:style w:type="paragraph" w:default="1" w:styleId="a">
+    <w:name w:val="Normal"/>
+    <w:qFormat/>
+  </w:style>
+  <w:style w:type="paragraph" w:styleId="1">
     <w:name w:val="heading 1"/>
-    <w:basedOn w:val="Normal"/>
-    <w:next w:val="Normal"/>
+    <w:basedOn w:val="a"/>
+    <w:next w:val="a"/>
+    <w:uiPriority w:val="9"/>
+    <w:qFormat/>
     <w:pPr>
-      <w:keepNext w:val="1"/>
-      <w:keepLines w:val="1"/>
-      <w:pageBreakBefore w:val="0"/>
-      <w:spacing w:after="120" w:before="480" w:lineRule="auto"/>
+      <w:keepNext/>
+      <w:keepLines/>
+      <w:spacing w:before="480" w:after="120"/>
+      <w:outlineLvl w:val="0"/>
     </w:pPr>
     <w:rPr>
-      <w:b w:val="1"/>
+      <w:b/>
       <w:sz w:val="48"/>
       <w:szCs w:val="48"/>
     </w:rPr>
   </w:style>
-  <w:style w:type="paragraph" w:styleId="Heading2">
+  <w:style w:type="paragraph" w:styleId="2">
     <w:name w:val="heading 2"/>
-    <w:basedOn w:val="Normal"/>
-    <w:next w:val="Normal"/>
+    <w:basedOn w:val="a"/>
+    <w:next w:val="a"/>
+    <w:uiPriority w:val="9"/>
+    <w:semiHidden/>
+    <w:unhideWhenUsed/>
+    <w:qFormat/>
     <w:pPr>
-      <w:keepNext w:val="1"/>
-      <w:keepLines w:val="1"/>
-      <w:pageBreakBefore w:val="0"/>
-      <w:spacing w:after="80" w:before="360" w:lineRule="auto"/>
+      <w:keepNext/>
+      <w:keepLines/>
+      <w:spacing w:before="360" w:after="80"/>
+      <w:outlineLvl w:val="1"/>
     </w:pPr>
     <w:rPr>
-      <w:b w:val="1"/>
+      <w:b/>
       <w:sz w:val="36"/>
       <w:szCs w:val="36"/>
     </w:rPr>
   </w:style>
-  <w:style w:type="paragraph" w:styleId="Heading3">
+  <w:style w:type="paragraph" w:styleId="3">
     <w:name w:val="heading 3"/>
-    <w:basedOn w:val="Normal"/>
-    <w:next w:val="Normal"/>
+    <w:basedOn w:val="a"/>
+    <w:next w:val="a"/>
+    <w:uiPriority w:val="9"/>
+    <w:semiHidden/>
+    <w:unhideWhenUsed/>
+    <w:qFormat/>
     <w:pPr>
-      <w:keepNext w:val="1"/>
-      <w:keepLines w:val="1"/>
-      <w:pageBreakBefore w:val="0"/>
-      <w:spacing w:after="80" w:before="280" w:lineRule="auto"/>
+      <w:keepNext/>
+      <w:keepLines/>
+      <w:spacing w:before="280" w:after="80"/>
+      <w:outlineLvl w:val="2"/>
     </w:pPr>
     <w:rPr>
-      <w:b w:val="1"/>
+      <w:b/>
       <w:sz w:val="28"/>
       <w:szCs w:val="28"/>
     </w:rPr>
   </w:style>
-  <w:style w:type="paragraph" w:styleId="Heading4">
+  <w:style w:type="paragraph" w:styleId="4">
     <w:name w:val="heading 4"/>
-    <w:basedOn w:val="Normal"/>
-    <w:next w:val="Normal"/>
+    <w:basedOn w:val="a"/>
+    <w:next w:val="a"/>
+    <w:uiPriority w:val="9"/>
+    <w:semiHidden/>
+    <w:unhideWhenUsed/>
+    <w:qFormat/>
     <w:pPr>
-      <w:keepNext w:val="1"/>
-      <w:keepLines w:val="1"/>
-      <w:pageBreakBefore w:val="0"/>
-      <w:spacing w:after="40" w:before="240" w:lineRule="auto"/>
+      <w:keepNext/>
+      <w:keepLines/>
+      <w:spacing w:before="240" w:after="40"/>
+      <w:outlineLvl w:val="3"/>
     </w:pPr>
     <w:rPr>
-      <w:b w:val="1"/>
+      <w:b/>
       <w:sz w:val="24"/>
       <w:szCs w:val="24"/>
     </w:rPr>
   </w:style>
-  <w:style w:type="paragraph" w:styleId="Heading5">
+  <w:style w:type="paragraph" w:styleId="5">
     <w:name w:val="heading 5"/>
-    <w:basedOn w:val="Normal"/>
-    <w:next w:val="Normal"/>
+    <w:basedOn w:val="a"/>
+    <w:next w:val="a"/>
+    <w:uiPriority w:val="9"/>
+    <w:semiHidden/>
+    <w:unhideWhenUsed/>
+    <w:qFormat/>
     <w:pPr>
-      <w:keepNext w:val="1"/>
-      <w:keepLines w:val="1"/>
-      <w:pageBreakBefore w:val="0"/>
-      <w:spacing w:after="40" w:before="220" w:lineRule="auto"/>
+      <w:keepNext/>
+      <w:keepLines/>
+      <w:spacing w:before="220" w:after="40"/>
+      <w:outlineLvl w:val="4"/>
     </w:pPr>
     <w:rPr>
-      <w:b w:val="1"/>
-      <w:sz w:val="22"/>
-      <w:szCs w:val="22"/>
+      <w:b/>
     </w:rPr>
   </w:style>
-  <w:style w:type="paragraph" w:styleId="Heading6">
+  <w:style w:type="paragraph" w:styleId="6">
     <w:name w:val="heading 6"/>
-    <w:basedOn w:val="Normal"/>
-    <w:next w:val="Normal"/>
+    <w:basedOn w:val="a"/>
+    <w:next w:val="a"/>
+    <w:uiPriority w:val="9"/>
+    <w:semiHidden/>
+    <w:unhideWhenUsed/>
+    <w:qFormat/>
     <w:pPr>
-      <w:keepNext w:val="1"/>
-      <w:keepLines w:val="1"/>
-      <w:pageBreakBefore w:val="0"/>
-      <w:spacing w:after="40" w:before="200" w:lineRule="auto"/>
+      <w:keepNext/>
+      <w:keepLines/>
+      <w:spacing w:before="200" w:after="40"/>
+      <w:outlineLvl w:val="5"/>
     </w:pPr>
     <w:rPr>
-      <w:b w:val="1"/>
+      <w:b/>
       <w:sz w:val="20"/>
       <w:szCs w:val="20"/>
     </w:rPr>
   </w:style>
-  <w:style w:type="paragraph" w:styleId="Title">
+  <w:style w:type="character" w:default="1" w:styleId="a0">
+    <w:name w:val="Default Paragraph Font"/>
+    <w:uiPriority w:val="1"/>
+    <w:semiHidden/>
+    <w:unhideWhenUsed/>
+  </w:style>
+  <w:style w:type="table" w:default="1" w:styleId="a1">
+    <w:name w:val="Normal Table"/>
+    <w:uiPriority w:val="99"/>
+    <w:semiHidden/>
+    <w:unhideWhenUsed/>
+    <w:tblPr>
+      <w:tblInd w:w="0" w:type="dxa"/>
+      <w:tblCellMar>
+        <w:top w:w="0" w:type="dxa"/>
+        <w:left w:w="108" w:type="dxa"/>
+        <w:bottom w:w="0" w:type="dxa"/>
+        <w:right w:w="108" w:type="dxa"/>
+      </w:tblCellMar>
+    </w:tblPr>
+  </w:style>
+  <w:style w:type="numbering" w:default="1" w:styleId="a2">
+    <w:name w:val="No List"/>
+    <w:uiPriority w:val="99"/>
+    <w:semiHidden/>
+    <w:unhideWhenUsed/>
+  </w:style>
+  <w:style w:type="table" w:customStyle="1" w:styleId="TableNormal">
+    <w:name w:val="Table Normal"/>
+    <w:tblPr>
+      <w:tblCellMar>
+        <w:top w:w="0" w:type="dxa"/>
+        <w:left w:w="0" w:type="dxa"/>
+        <w:bottom w:w="0" w:type="dxa"/>
+        <w:right w:w="0" w:type="dxa"/>
+      </w:tblCellMar>
+    </w:tblPr>
+  </w:style>
+  <w:style w:type="paragraph" w:styleId="a3">
     <w:name w:val="Title"/>
-    <w:basedOn w:val="Normal"/>
-    <w:next w:val="Normal"/>
+    <w:basedOn w:val="a"/>
+    <w:next w:val="a"/>
+    <w:uiPriority w:val="10"/>
+    <w:qFormat/>
     <w:pPr>
-      <w:keepNext w:val="1"/>
-      <w:keepLines w:val="1"/>
-      <w:pageBreakBefore w:val="0"/>
-      <w:spacing w:after="120" w:before="480" w:lineRule="auto"/>
+      <w:keepNext/>
+      <w:keepLines/>
+      <w:spacing w:before="480" w:after="120"/>
     </w:pPr>
     <w:rPr>
-      <w:b w:val="1"/>
+      <w:b/>
       <w:sz w:val="72"/>
       <w:szCs w:val="72"/>
     </w:rPr>
   </w:style>
-  <w:style w:type="paragraph" w:styleId="a" w:default="1">
-    <w:name w:val="Normal"/>
-    <w:qFormat w:val="1"/>
-  </w:style>
-  <w:style w:type="character" w:styleId="a0" w:default="1">
-    <w:name w:val="Default Paragraph Font"/>
-    <w:uiPriority w:val="1"/>
-    <w:semiHidden w:val="1"/>
-    <w:unhideWhenUsed w:val="1"/>
-  </w:style>
-  <w:style w:type="table" w:styleId="a1" w:default="1">
-    <w:name w:val="Normal Table"/>
-    <w:uiPriority w:val="99"/>
-    <w:semiHidden w:val="1"/>
-    <w:unhideWhenUsed w:val="1"/>
-    <w:tblPr>
-      <w:tblInd w:w="0.0" w:type="dxa"/>
-      <w:tblCellMar>
-        <w:top w:w="0.0" w:type="dxa"/>
-        <w:left w:w="108.0" w:type="dxa"/>
-        <w:bottom w:w="0.0" w:type="dxa"/>
-        <w:right w:w="108.0" w:type="dxa"/>
-      </w:tblCellMar>
-    </w:tblPr>
-  </w:style>
-  <w:style w:type="numbering" w:styleId="a2" w:default="1">
-    <w:name w:val="No List"/>
-    <w:uiPriority w:val="99"/>
-    <w:semiHidden w:val="1"/>
-    <w:unhideWhenUsed w:val="1"/>
-  </w:style>
-  <w:style w:type="paragraph" w:styleId="Subtitle">
+  <w:style w:type="paragraph" w:styleId="a4">
     <w:name w:val="Subtitle"/>
-    <w:basedOn w:val="Normal"/>
-    <w:next w:val="Normal"/>
+    <w:basedOn w:val="a"/>
+    <w:next w:val="a"/>
+    <w:uiPriority w:val="11"/>
+    <w:qFormat/>
     <w:pPr>
-      <w:keepNext w:val="1"/>
-      <w:keepLines w:val="1"/>
-      <w:pageBreakBefore w:val="0"/>
-      <w:spacing w:after="80" w:before="360" w:lineRule="auto"/>
+      <w:keepNext/>
+      <w:keepLines/>
+      <w:spacing w:before="360" w:after="80"/>
     </w:pPr>
     <w:rPr>
-      <w:rFonts w:ascii="Georgia" w:cs="Georgia" w:eastAsia="Georgia" w:hAnsi="Georgia"/>
-      <w:i w:val="1"/>
+      <w:rFonts w:ascii="Georgia" w:eastAsia="Georgia" w:hAnsi="Georgia" w:cs="Georgia"/>
+      <w:i/>
       <w:color w:val="666666"/>
       <w:sz w:val="48"/>
       <w:szCs w:val="48"/>
+    </w:rPr>
+  </w:style>
+  <w:style w:type="character" w:customStyle="1" w:styleId="Versetto">
+    <w:name w:val="Versetto"/>
+    <w:basedOn w:val="a0"/>
+    <w:uiPriority w:val="1"/>
+    <w:qFormat/>
+    <w:rsid w:val="00E42D7C"/>
+    <w:rPr>
+      <w:rFonts w:ascii="Times New Roman" w:hAnsi="Times New Roman" w:cs="Times New Roman" w:hint="default"/>
+      <w:color w:val="FF0000"/>
+      <w:sz w:val="20"/>
+      <w:vertAlign w:val="superscript"/>
+      <w:lang w:val="uk-UA"/>
     </w:rPr>
   </w:style>
 </w:styles>
@@ -747,17 +1071,17 @@
 </a:theme>
 </file>
 
-<file path=customXML/item1.xml><?xml version="1.0" encoding="utf-8"?>
+<file path=customXml/item1.xml><?xml version="1.0" encoding="utf-8"?>
 <go:gDocsCustomXmlDataStorage xmlns:go="http://customooxmlschemas.google.com/" xmlns:r="http://schemas.openxmlformats.org/officeDocument/2006/relationships" uri="GoogleDocsCustomDataVersion2">
   <go:docsCustomData xmlns:go="http://customooxmlschemas.google.com/" roundtripDataSignature="AMtx7mjG9z/xz5qecPtx0q8nfFkBKCIjRA==">CgMxLjA4AHIhMURqQmtIajhId21HUDNRNUNjb2RmcGVOS3ZPSmhZQnRF</go:docsCustomData>
 </go:gDocsCustomXmlDataStorage>
 </file>
 
-<file path=customXML/itemProps1.xml><?xml version="1.0" encoding="utf-8"?>
+<file path=customXml/itemProps1.xml><?xml version="1.0" encoding="utf-8"?>
 <ds:datastoreItem xmlns:ds="http://schemas.openxmlformats.org/officeDocument/2006/customXml" ds:itemID="{11111111-1234-1234-1234-123412341234}">
   <ds:schemaRefs>
+    <ds:schemaRef ds:uri="http://customooxmlschemas.google.com/"/>
     <ds:schemaRef ds:uri="http://schemas.openxmlformats.org/officeDocument/2006/relationships"/>
-    <ds:schemaRef ds:uri="http://customooxmlschemas.google.com/"/>
   </ds:schemaRefs>
 </ds:datastoreItem>
 </file>
--- a/flow/20240204_zachala/ap096c.docx
+++ b/flow/20240204_zachala/ap096c.docx
@@ -31,25 +31,7 @@
           <w:i/>
           <w:color w:val="FF0000"/>
         </w:rPr>
-        <w:t xml:space="preserve">Рим. 96 </w:t>
-      </w:r>
-      <w:proofErr w:type="spellStart"/>
-      <w:r>
-        <w:rPr>
-          <w:rFonts w:ascii="Times New Roman" w:eastAsia="Times New Roman" w:hAnsi="Times New Roman" w:cs="Times New Roman"/>
-          <w:i/>
-          <w:color w:val="FF0000"/>
-        </w:rPr>
-        <w:t>зач</w:t>
-      </w:r>
-      <w:proofErr w:type="spellEnd"/>
-      <w:r>
-        <w:rPr>
-          <w:rFonts w:ascii="Times New Roman" w:eastAsia="Times New Roman" w:hAnsi="Times New Roman" w:cs="Times New Roman"/>
-          <w:i/>
-          <w:color w:val="FF0000"/>
-        </w:rPr>
-        <w:t>.; 8, 8-14.</w:t>
+        <w:t>Рим. 96 зач.; 8, 8-14.</w:t>
       </w:r>
     </w:p>
     <w:p>
@@ -64,27 +46,46 @@
       </w:pPr>
       <w:r>
         <w:rPr>
+          <w:color w:val="000000"/>
+        </w:rPr>
+        <w:t>Браття,</w:t>
+      </w:r>
+      <w:r>
+        <w:rPr>
           <w:rStyle w:val="Versetto"/>
         </w:rPr>
+        <w:t xml:space="preserve"> </w:t>
+      </w:r>
+      <w:r>
+        <w:rPr>
+          <w:rStyle w:val="Versetto"/>
+        </w:rPr>
         <w:t>8.</w:t>
       </w:r>
       <w:r>
         <w:rPr>
           <w:color w:val="000000"/>
         </w:rPr>
-        <w:t xml:space="preserve"> Тілесні не можуть подобатись Богові.</w:t>
-      </w:r>
-    </w:p>
-    <w:p>
-      <w:pPr>
-        <w:shd w:val="clear" w:color="auto" w:fill="FFFFFF"/>
-        <w:spacing w:line="360" w:lineRule="auto"/>
-        <w:ind w:firstLine="426"/>
-        <w:jc w:val="both"/>
-        <w:rPr>
-          <w:color w:val="000000"/>
-        </w:rPr>
-      </w:pPr>
+        <w:t xml:space="preserve"> </w:t>
+      </w:r>
+      <w:r>
+        <w:rPr>
+          <w:color w:val="000000"/>
+        </w:rPr>
+        <w:t>т</w:t>
+      </w:r>
+      <w:r>
+        <w:rPr>
+          <w:color w:val="000000"/>
+        </w:rPr>
+        <w:t>ілесні не можуть подобатись Богові.</w:t>
+      </w:r>
+      <w:r>
+        <w:rPr>
+          <w:color w:val="000000"/>
+        </w:rPr>
+        <w:t xml:space="preserve"> </w:t>
+      </w:r>
       <w:r>
         <w:rPr>
           <w:rStyle w:val="Versetto"/>
@@ -143,21 +144,31 @@
         <w:rPr>
           <w:color w:val="000000"/>
         </w:rPr>
-        <w:t xml:space="preserve"> Бо коли живете за тілом, помрете; </w:t>
-      </w:r>
-      <w:proofErr w:type="spellStart"/>
-      <w:r>
-        <w:rPr>
-          <w:color w:val="000000"/>
-        </w:rPr>
-        <w:t>якже</w:t>
-      </w:r>
-      <w:proofErr w:type="spellEnd"/>
-      <w:r>
-        <w:rPr>
-          <w:color w:val="000000"/>
-        </w:rPr>
-        <w:t xml:space="preserve"> ви духом умертвляєте тілесні вчинки, будете жити. </w:t>
+        <w:t xml:space="preserve"> Бо коли живете за тілом, помрете; як</w:t>
+      </w:r>
+      <w:r>
+        <w:rPr>
+          <w:color w:val="000000"/>
+        </w:rPr>
+        <w:t xml:space="preserve"> </w:t>
+      </w:r>
+      <w:r>
+        <w:rPr>
+          <w:color w:val="000000"/>
+        </w:rPr>
+        <w:t xml:space="preserve">же ви духом умертвляєте тілесні вчинки, будете жити. </w:t>
+      </w:r>
+      <w:r>
+        <w:rPr>
+          <w:rStyle w:val="Versetto"/>
+        </w:rPr>
+        <w:t>14.</w:t>
+      </w:r>
+      <w:r>
+        <w:rPr>
+          <w:color w:val="000000"/>
+        </w:rPr>
+        <w:t xml:space="preserve"> Усі бо ті, яких водить Дух Божий – сини Божі.</w:t>
       </w:r>
     </w:p>
     <w:sectPr>

--- a/flow/20240204_zachala/ap096c.docx
+++ b/flow/20240204_zachala/ap096c.docx
@@ -46,21 +46,21 @@
       </w:pPr>
       <w:r>
         <w:rPr>
+          <w:rStyle w:val="Versetto"/>
+        </w:rPr>
+        <w:t>8.</w:t>
+      </w:r>
+      <w:r>
+        <w:rPr>
+          <w:color w:val="000000"/>
+        </w:rPr>
+        <w:t xml:space="preserve"> </w:t>
+      </w:r>
+      <w:r>
+        <w:rPr>
           <w:color w:val="000000"/>
         </w:rPr>
         <w:t>Браття,</w:t>
-      </w:r>
-      <w:r>
-        <w:rPr>
-          <w:rStyle w:val="Versetto"/>
-        </w:rPr>
-        <w:t xml:space="preserve"> </w:t>
-      </w:r>
-      <w:r>
-        <w:rPr>
-          <w:rStyle w:val="Versetto"/>
-        </w:rPr>
-        <w:t>8.</w:t>
       </w:r>
       <w:r>
         <w:rPr>
